--- a/ספר פרויקט.docx
+++ b/ספר פרויקט.docx
@@ -6040,20 +6040,6 @@
         </w:rPr>
         <w:t>RandomForestClassifier</w:t>
       </w:r>
-      <w:r>
-        <w:rPr>
-          <w:rFonts w:asciiTheme="minorBidi" w:hAnsiTheme="minorBidi" w:cs="Arial"/>
-          <w:b/>
-          <w:bCs/>
-          <w:kern w:val="2"/>
-          <w:sz w:val="24"/>
-          <w:szCs w:val="24"/>
-          <w:u w:val="single"/>
-          <w:rtl/>
-          <w14:ligatures w14:val="standardContextual"/>
-        </w:rPr>
-        <w:t xml:space="preserve"> - סיווג הודעות</w:t>
-      </w:r>
     </w:p>
     <w:p>
       <w:pPr>
@@ -6142,7 +6128,7 @@
           <w:rtl/>
           <w14:ligatures w14:val="standardContextual"/>
         </w:rPr>
-        <w:t>אנסמבל של עצי החלטה: המודל מורכב מ"יער" (</w:t>
+        <w:t>המודל מורכב מ"יער" (</w:t>
       </w:r>
       <w:r>
         <w:rPr>
@@ -6184,28 +6170,18 @@
           <w:rtl/>
           <w14:ligatures w14:val="standardContextual"/>
         </w:rPr>
-        <w:t>). כל עץ החלטה הוא מודל פשוט שמבצע סדרה של החלטות על הנתונים (במקרה שלנו, על וקטור ה-</w:t>
-      </w:r>
-      <w:r>
-        <w:rPr>
-          <w:rFonts w:asciiTheme="minorBidi" w:hAnsiTheme="minorBidi"/>
-          <w:kern w:val="2"/>
-          <w:sz w:val="24"/>
-          <w:szCs w:val="24"/>
-          <w14:ligatures w14:val="standardContextual"/>
-        </w:rPr>
-        <w:t>TF-IDF</w:t>
-      </w:r>
-      <w:r>
-        <w:rPr>
-          <w:rFonts w:asciiTheme="minorBidi" w:hAnsiTheme="minorBidi" w:cs="Arial"/>
-          <w:kern w:val="2"/>
-          <w:sz w:val="24"/>
-          <w:szCs w:val="24"/>
-          <w:rtl/>
-          <w14:ligatures w14:val="standardContextual"/>
-        </w:rPr>
-        <w:t xml:space="preserve"> של ההודעה).</w:t>
+        <w:t xml:space="preserve">). כל עץ </w:t>
+      </w:r>
+      <w:r>
+        <w:rPr>
+          <w:rFonts w:asciiTheme="minorBidi" w:hAnsiTheme="minorBidi" w:cs="Arial" w:hint="cs"/>
+          <w:kern w:val="2"/>
+          <w:sz w:val="24"/>
+          <w:szCs w:val="24"/>
+          <w:rtl/>
+          <w14:ligatures w14:val="standardContextual"/>
+        </w:rPr>
+        <w:t>החלטה מאומן לזהות האם מילה מסוימת היא פישינג או לא בהתבסס על בסיס נתונים שסיפקנו לצורך למידה.</w:t>
       </w:r>
     </w:p>
     <w:p>
@@ -6311,20 +6287,6 @@
         </w:rPr>
         <w:t>LinearSVC</w:t>
       </w:r>
-      <w:r>
-        <w:rPr>
-          <w:rFonts w:asciiTheme="minorBidi" w:hAnsiTheme="minorBidi"/>
-          <w:b/>
-          <w:bCs/>
-          <w:kern w:val="2"/>
-          <w:sz w:val="24"/>
-          <w:szCs w:val="24"/>
-          <w:u w:val="single"/>
-          <w:rtl/>
-          <w14:ligatures w14:val="standardContextual"/>
-        </w:rPr>
-        <w:t xml:space="preserve"> – מסווג וקטורים קווי</w:t>
-      </w:r>
     </w:p>
     <w:p>
       <w:pPr>
@@ -6512,7 +6474,7 @@
           <w:rtl/>
           <w14:ligatures w14:val="standardContextual"/>
         </w:rPr>
-        <w:t>מודל זה מנסה למצוא "קו גבול" (</w:t>
+        <w:t>מודל זה מנסה למצוא "קו" (</w:t>
       </w:r>
       <w:r>
         <w:rPr>
@@ -6741,7 +6703,92 @@
           <w:rtl/>
           <w14:ligatures w14:val="standardContextual"/>
         </w:rPr>
-        <w:t xml:space="preserve"> הוא למעשה המודל הקל והמהיר ביותר מבין השלושה, והוא מספק "קול" מהיר להצבעה, לעיתים גם במקרים שבהם שני המודלים האחרים מתלבטים.</w:t>
+        <w:t xml:space="preserve"> הוא למעשה המודל הקל והמהיר ביותר מבין השלושה</w:t>
+      </w:r>
+      <w:r>
+        <w:rPr>
+          <w:rFonts w:asciiTheme="minorBidi" w:hAnsiTheme="minorBidi" w:cs="Arial" w:hint="cs"/>
+          <w:kern w:val="2"/>
+          <w:sz w:val="24"/>
+          <w:szCs w:val="24"/>
+          <w:rtl/>
+          <w14:ligatures w14:val="standardContextual"/>
+        </w:rPr>
+        <w:t>. בניגוד לשני המודלים האחרים. מודל זה נותן ציון בינארי 0 או 1 לעומת שאר המודלים שנותן ציון הסתברותי בין 0 ל 1.</w:t>
+      </w:r>
+      <w:r>
+        <w:rPr>
+          <w:rFonts w:asciiTheme="minorBidi" w:hAnsiTheme="minorBidi" w:hint="cs"/>
+          <w:kern w:val="2"/>
+          <w:sz w:val="24"/>
+          <w:szCs w:val="24"/>
+          <w:rtl/>
+          <w14:ligatures w14:val="standardContextual"/>
+        </w:rPr>
+        <w:t xml:space="preserve"> לכן בעמודה </w:t>
+      </w:r>
+      <w:r>
+        <w:rPr>
+          <w:rFonts w:asciiTheme="minorBidi" w:hAnsiTheme="minorBidi"/>
+          <w:kern w:val="2"/>
+          <w:sz w:val="24"/>
+          <w:szCs w:val="24"/>
+          <w14:ligatures w14:val="standardContextual"/>
+        </w:rPr>
+        <w:t>Spam probability</w:t>
+      </w:r>
+      <w:r>
+        <w:rPr>
+          <w:rFonts w:asciiTheme="minorBidi" w:hAnsiTheme="minorBidi" w:hint="cs"/>
+          <w:kern w:val="2"/>
+          <w:sz w:val="24"/>
+          <w:szCs w:val="24"/>
+          <w:rtl/>
+          <w14:ligatures w14:val="standardContextual"/>
+        </w:rPr>
+        <w:t xml:space="preserve"> בטבלה יופיע </w:t>
+      </w:r>
+      <w:r>
+        <w:rPr>
+          <w:rFonts w:asciiTheme="minorBidi" w:hAnsiTheme="minorBidi"/>
+          <w:kern w:val="2"/>
+          <w:sz w:val="24"/>
+          <w:szCs w:val="24"/>
+          <w14:ligatures w14:val="standardContextual"/>
+        </w:rPr>
+        <w:t>NONE</w:t>
+      </w:r>
+      <w:r>
+        <w:rPr>
+          <w:rFonts w:asciiTheme="minorBidi" w:hAnsiTheme="minorBidi" w:hint="cs"/>
+          <w:kern w:val="2"/>
+          <w:sz w:val="24"/>
+          <w:szCs w:val="24"/>
+          <w:rtl/>
+          <w14:ligatures w14:val="standardContextual"/>
+        </w:rPr>
+        <w:t xml:space="preserve"> בשורה של </w:t>
+      </w:r>
+      <w:r>
+        <w:rPr>
+          <w:rFonts w:asciiTheme="minorBidi" w:hAnsiTheme="minorBidi"/>
+          <w:kern w:val="2"/>
+          <w:sz w:val="24"/>
+          <w:szCs w:val="24"/>
+          <w14:ligatures w14:val="standardContextual"/>
+        </w:rPr>
+        <w:t>LinearSVC</w:t>
+      </w:r>
+      <w:r>
+        <w:rPr>
+          <w:rFonts w:asciiTheme="minorBidi" w:hAnsiTheme="minorBidi" w:hint="cs"/>
+          <w:kern w:val="2"/>
+          <w:sz w:val="24"/>
+          <w:szCs w:val="24"/>
+          <w:rtl/>
+          <w14:ligatures w14:val="standardContextual"/>
+        </w:rPr>
+        <w:t>.</w:t>
       </w:r>
     </w:p>
     <w:p>
@@ -6776,20 +6823,6 @@
         </w:rPr>
         <w:t>XGBClassifier</w:t>
       </w:r>
-      <w:r>
-        <w:rPr>
-          <w:rFonts w:asciiTheme="minorBidi" w:hAnsiTheme="minorBidi"/>
-          <w:b/>
-          <w:bCs/>
-          <w:kern w:val="2"/>
-          <w:sz w:val="24"/>
-          <w:szCs w:val="24"/>
-          <w:u w:val="single"/>
-          <w:rtl/>
-          <w14:ligatures w14:val="standardContextual"/>
-        </w:rPr>
-        <w:t xml:space="preserve"> – גרדיאנט בוסטינג חכם</w:t>
-      </w:r>
     </w:p>
     <w:p>
       <w:pPr>
@@ -6914,6 +6947,17 @@
           <w14:ligatures w14:val="standardContextual"/>
         </w:rPr>
       </w:pPr>
+      <w:r>
+        <w:rPr>
+          <w:rFonts w:asciiTheme="minorBidi" w:hAnsiTheme="minorBidi" w:cs="Arial" w:hint="cs"/>
+          <w:kern w:val="2"/>
+          <w:sz w:val="24"/>
+          <w:szCs w:val="24"/>
+          <w:rtl/>
+          <w14:ligatures w14:val="standardContextual"/>
+        </w:rPr>
+        <w:t xml:space="preserve">אם העץ הראשון סיפק כ 40% פישינג הוא מתקדם לעץ הבא. העץ הבא יספק 60% וכן הלאה עד שיגיע לרמת אחוז גבוהה לפישינג. </w:t>
+      </w:r>
       <w:r>
         <w:rPr>
           <w:rFonts w:asciiTheme="minorBidi" w:hAnsiTheme="minorBidi" w:cs="Arial"/>
@@ -7098,6 +7142,7 @@
           <w:rtl/>
           <w14:ligatures w14:val="standardContextual"/>
         </w:rPr>
+        <w:lastRenderedPageBreak/>
         <w:t>יכולת הכללה טובה – מתאים למידע חדש, גם אם הוא שונה חלקית מהדאטה המקורי.</w:t>
       </w:r>
     </w:p>
@@ -7122,8 +7167,51 @@
           <w:rtl/>
           <w14:ligatures w14:val="standardContextual"/>
         </w:rPr>
-        <w:lastRenderedPageBreak/>
-        <w:t>לאחר שכל אחד משלושת המודלים מחזיר את התחזית שלו (0 או 1), המערכת מבצעת הצבעה.</w:t>
+        <w:t>לאחר שכל אחד משלושת המודלים מחזיר את התחזית</w:t>
+      </w:r>
+      <w:r>
+        <w:rPr>
+          <w:rFonts w:asciiTheme="minorBidi" w:hAnsiTheme="minorBidi" w:cs="Arial" w:hint="cs"/>
+          <w:kern w:val="2"/>
+          <w:sz w:val="24"/>
+          <w:szCs w:val="24"/>
+          <w:rtl/>
+          <w14:ligatures w14:val="standardContextual"/>
+        </w:rPr>
+        <w:t xml:space="preserve"> להודעה כ-</w:t>
+      </w:r>
+      <w:r>
+        <w:rPr>
+          <w:rFonts w:asciiTheme="minorBidi" w:hAnsiTheme="minorBidi" w:cs="Arial"/>
+          <w:kern w:val="2"/>
+          <w:sz w:val="24"/>
+          <w:szCs w:val="24"/>
+          <w:rtl/>
+          <w14:ligatures w14:val="standardContextual"/>
+        </w:rPr>
+        <w:t xml:space="preserve"> </w:t>
+      </w:r>
+      <w:r>
+        <w:rPr>
+          <w:rFonts w:asciiTheme="minorBidi" w:hAnsiTheme="minorBidi" w:cs="Arial" w:hint="cs"/>
+          <w:kern w:val="2"/>
+          <w:sz w:val="24"/>
+          <w:szCs w:val="24"/>
+          <w:rtl/>
+          <w14:ligatures w14:val="standardContextual"/>
+        </w:rPr>
+        <w:t xml:space="preserve">חשודה או לא חשודה  </w:t>
+      </w:r>
+      <w:r>
+        <w:rPr>
+          <w:rFonts w:asciiTheme="minorBidi" w:hAnsiTheme="minorBidi" w:cs="Arial"/>
+          <w:kern w:val="2"/>
+          <w:sz w:val="24"/>
+          <w:szCs w:val="24"/>
+          <w:rtl/>
+          <w14:ligatures w14:val="standardContextual"/>
+        </w:rPr>
+        <w:t>, המערכת מבצעת הצבעה.</w:t>
       </w:r>
       <w:r>
         <w:rPr>
@@ -7145,7 +7233,73 @@
           <w:rtl/>
           <w14:ligatures w14:val="standardContextual"/>
         </w:rPr>
-        <w:t>אם לפחות שניים מתוך שלושת המודלים סיווגו את ההודעה כחשודה (1), התוצאה הסופית תוגדר כהודעת דיוג.</w:t>
+        <w:t>אם לפחות שניים מתוך שלושת המודלים סיווגו את ההודעה כחשודה (1), התוצאה הסופית תוגדר כהודעת דיוג</w:t>
+      </w:r>
+      <w:r>
+        <w:rPr>
+          <w:rFonts w:asciiTheme="minorBidi" w:hAnsiTheme="minorBidi" w:cs="Arial" w:hint="cs"/>
+          <w:kern w:val="2"/>
+          <w:sz w:val="24"/>
+          <w:szCs w:val="24"/>
+          <w:rtl/>
+          <w14:ligatures w14:val="standardContextual"/>
+        </w:rPr>
+        <w:t xml:space="preserve"> או להיפך.</w:t>
+      </w:r>
+      <w:r>
+        <w:rPr>
+          <w:rFonts w:asciiTheme="minorBidi" w:hAnsiTheme="minorBidi" w:cs="Arial"/>
+          <w:kern w:val="2"/>
+          <w:sz w:val="24"/>
+          <w:szCs w:val="24"/>
+          <w:rtl/>
+          <w14:ligatures w14:val="standardContextual"/>
+        </w:rPr>
+        <w:br/>
+      </w:r>
+      <w:r>
+        <w:rPr>
+          <w:rFonts w:asciiTheme="minorBidi" w:hAnsiTheme="minorBidi" w:cs="Arial" w:hint="cs"/>
+          <w:kern w:val="2"/>
+          <w:sz w:val="24"/>
+          <w:szCs w:val="24"/>
+          <w:rtl/>
+          <w14:ligatures w14:val="standardContextual"/>
+        </w:rPr>
+        <w:t xml:space="preserve">בכל פעם המערכת תחשב את המומצע הסתברותי של שני המודלים בחיזוי ותציג זאת בפני המשתמש. כאשר הממוצע קרוב ל </w:t>
+      </w:r>
+      <w:r>
+        <w:rPr>
+          <w:rFonts w:asciiTheme="minorBidi" w:hAnsiTheme="minorBidi" w:cs="Arial"/>
+          <w:kern w:val="2"/>
+          <w:sz w:val="24"/>
+          <w:szCs w:val="24"/>
+          <w:rtl/>
+          <w14:ligatures w14:val="standardContextual"/>
+        </w:rPr>
+        <w:t>–</w:t>
+      </w:r>
+      <w:r>
+        <w:rPr>
+          <w:rFonts w:asciiTheme="minorBidi" w:hAnsiTheme="minorBidi" w:cs="Arial" w:hint="cs"/>
+          <w:kern w:val="2"/>
+          <w:sz w:val="24"/>
+          <w:szCs w:val="24"/>
+          <w:rtl/>
+          <w14:ligatures w14:val="standardContextual"/>
+        </w:rPr>
+        <w:t xml:space="preserve"> 0% ההודעה היא לא חשודה</w:t>
+      </w:r>
+      <w:r>
+        <w:rPr>
+          <w:rFonts w:asciiTheme="minorBidi" w:hAnsiTheme="minorBidi" w:hint="cs"/>
+          <w:kern w:val="2"/>
+          <w:sz w:val="24"/>
+          <w:szCs w:val="24"/>
+          <w:rtl/>
+          <w14:ligatures w14:val="standardContextual"/>
+        </w:rPr>
+        <w:t xml:space="preserve"> ואם קרובה ל 100% ההודעה חשודה.</w:t>
       </w:r>
     </w:p>
     <w:p>
@@ -7249,6 +7403,30 @@
       </w:pPr>
       <w:r>
         <w:rPr>
+          <w:rFonts w:asciiTheme="minorBidi" w:hAnsiTheme="minorBidi" w:hint="cs"/>
+          <w:kern w:val="2"/>
+          <w:sz w:val="24"/>
+          <w:szCs w:val="24"/>
+          <w:rtl/>
+          <w14:ligatures w14:val="standardContextual"/>
+        </w:rPr>
+        <w:t>המערכת מבצעת חיושב</w:t>
+      </w:r>
+    </w:p>
+    <w:p>
+      <w:pPr>
+        <w:spacing w:line="360" w:lineRule="auto"/>
+        <w:rPr>
+          <w:rFonts w:asciiTheme="minorBidi" w:hAnsiTheme="minorBidi"/>
+          <w:kern w:val="2"/>
+          <w:sz w:val="24"/>
+          <w:szCs w:val="24"/>
+          <w:rtl/>
+          <w14:ligatures w14:val="standardContextual"/>
+        </w:rPr>
+      </w:pPr>
+      <w:r>
+        <w:rPr>
           <w:rFonts w:asciiTheme="minorBidi" w:hAnsiTheme="minorBidi" w:cs="Arial"/>
           <w:kern w:val="2"/>
           <w:sz w:val="24"/>
@@ -7257,49 +7435,6 @@
           <w14:ligatures w14:val="standardContextual"/>
         </w:rPr>
         <w:t>בנוסף, המערכת מחשבת ומחזירה ללקוח את זמן החיזוי של כל מודל, כדי לאפשר ניתוח ביצועים והשוואה בין המסווגים.</w:t>
-      </w:r>
-      <w:r>
-        <w:rPr>
-          <w:rFonts w:asciiTheme="minorBidi" w:hAnsiTheme="minorBidi"/>
-          <w:kern w:val="2"/>
-          <w:sz w:val="24"/>
-          <w:szCs w:val="24"/>
-          <w:rtl/>
-          <w14:ligatures w14:val="standardContextual"/>
-        </w:rPr>
-        <w:br/>
-      </w:r>
-      <w:r>
-        <w:rPr>
-          <w:rFonts w:asciiTheme="minorBidi" w:hAnsiTheme="minorBidi" w:hint="cs"/>
-          <w:kern w:val="2"/>
-          <w:sz w:val="24"/>
-          <w:szCs w:val="24"/>
-          <w:rtl/>
-          <w14:ligatures w14:val="standardContextual"/>
-        </w:rPr>
-        <w:t xml:space="preserve">יחד עם זאת כל הודעה שנשלחת, למעט המודל </w:t>
-      </w:r>
-      <w:r>
-        <w:rPr>
-          <w:rFonts w:asciiTheme="minorBidi" w:hAnsiTheme="minorBidi"/>
-          <w:kern w:val="2"/>
-          <w:sz w:val="24"/>
-          <w:szCs w:val="24"/>
-          <w14:ligatures w14:val="standardContextual"/>
-        </w:rPr>
-        <w:t>LinearSVC</w:t>
-      </w:r>
-      <w:r>
-        <w:rPr>
-          <w:rFonts w:asciiTheme="minorBidi" w:hAnsiTheme="minorBidi" w:hint="cs"/>
-          <w:kern w:val="2"/>
-          <w:sz w:val="24"/>
-          <w:szCs w:val="24"/>
-          <w:rtl/>
-          <w14:ligatures w14:val="standardContextual"/>
-        </w:rPr>
-        <w:t xml:space="preserve"> כל מודל נותן את הציון שלו באחוזים להודעה. ככל שהאחוזים יותר גבוהים כך ההודעה פחות אמינה. בסוף מחשבים את הממוצע על פי שתי המודלים להודעה.</w:t>
       </w:r>
     </w:p>
     <w:p>
@@ -7969,6 +8104,7 @@
           <w:rtl/>
           <w14:ligatures w14:val="standardContextual"/>
         </w:rPr>
+        <w:lastRenderedPageBreak/>
         <w:t>דוגמאות מתוך בסיס הנתונים</w:t>
       </w:r>
     </w:p>
@@ -8029,7 +8165,6 @@
                 <w:szCs w:val="24"/>
                 <w14:ligatures w14:val="standardContextual"/>
               </w:rPr>
-              <w:lastRenderedPageBreak/>
               <w:t>TEXT</w:t>
             </w:r>
           </w:p>
@@ -8920,6 +9055,7 @@
           <w:rtl/>
           <w14:ligatures w14:val="standardContextual"/>
         </w:rPr>
+        <w:lastRenderedPageBreak/>
         <w:t xml:space="preserve">בדיקה של עקביות התוצאות </w:t>
       </w:r>
       <w:r>
@@ -8980,7 +9116,6 @@
           <w:rtl/>
           <w14:ligatures w14:val="standardContextual"/>
         </w:rPr>
-        <w:lastRenderedPageBreak/>
         <w:t>הסקת מסקנות על יעילות ודיוק בזמן אמת</w:t>
       </w:r>
       <w:r>
@@ -12613,6 +12748,187 @@
           <w14:ligatures w14:val="standardContextual"/>
         </w:rPr>
         <w:t>עידו אלמקייס</w:t>
+      </w:r>
+    </w:p>
+    <w:p>
+      <w:pPr>
+        <w:bidi w:val="0"/>
+        <w:rPr>
+          <w:rFonts w:asciiTheme="minorBidi" w:hAnsiTheme="minorBidi" w:cs="Arial"/>
+          <w:kern w:val="2"/>
+          <w:sz w:val="24"/>
+          <w:szCs w:val="24"/>
+          <w:rtl/>
+          <w14:ligatures w14:val="standardContextual"/>
+        </w:rPr>
+      </w:pPr>
+      <w:r>
+        <w:rPr>
+          <w:rFonts w:asciiTheme="minorBidi" w:hAnsiTheme="minorBidi" w:cs="Arial"/>
+          <w:kern w:val="2"/>
+          <w:sz w:val="24"/>
+          <w:szCs w:val="24"/>
+          <w:rtl/>
+          <w14:ligatures w14:val="standardContextual"/>
+        </w:rPr>
+        <w:br w:type="page"/>
+      </w:r>
+    </w:p>
+    <w:p>
+      <w:pPr>
+        <w:spacing w:line="360" w:lineRule="auto"/>
+        <w:jc w:val="center"/>
+        <w:rPr>
+          <w:rFonts w:asciiTheme="minorBidi" w:hAnsiTheme="minorBidi"/>
+          <w:b/>
+          <w:bCs/>
+          <w:color w:val="000000" w:themeColor="text1"/>
+          <w:sz w:val="32"/>
+          <w:szCs w:val="32"/>
+        </w:rPr>
+      </w:pPr>
+      <w:r>
+        <w:rPr>
+          <w:rFonts w:asciiTheme="minorBidi" w:hAnsiTheme="minorBidi"/>
+          <w:b/>
+          <w:bCs/>
+          <w:color w:val="000000" w:themeColor="text1"/>
+          <w:sz w:val="32"/>
+          <w:szCs w:val="32"/>
+        </w:rPr>
+        <w:lastRenderedPageBreak/>
+        <w:t>Screenshots</w:t>
+      </w:r>
+    </w:p>
+    <w:p>
+      <w:pPr>
+        <w:spacing w:line="360" w:lineRule="auto"/>
+        <w:rPr>
+          <w:rFonts w:asciiTheme="minorBidi" w:hAnsiTheme="minorBidi" w:cs="Arial"/>
+          <w:kern w:val="2"/>
+          <w:sz w:val="24"/>
+          <w:szCs w:val="24"/>
+          <w:rtl/>
+          <w14:ligatures w14:val="standardContextual"/>
+        </w:rPr>
+      </w:pPr>
+      <w:r>
+        <w:rPr>
+          <w:noProof/>
+        </w:rPr>
+        <w:drawing>
+          <wp:inline distT="0" distB="0" distL="0" distR="0" wp14:anchorId="77D397E3" wp14:editId="1EABA937">
+            <wp:extent cx="5274310" cy="2769235"/>
+            <wp:effectExtent l="0" t="0" r="2540" b="0"/>
+            <wp:docPr id="1611053653" name="Picture 1"/>
+            <wp:cNvGraphicFramePr>
+              <a:graphicFrameLocks xmlns:a="http://schemas.openxmlformats.org/drawingml/2006/main" noChangeAspect="1"/>
+            </wp:cNvGraphicFramePr>
+            <a:graphic xmlns:a="http://schemas.openxmlformats.org/drawingml/2006/main">
+              <a:graphicData uri="http://schemas.openxmlformats.org/drawingml/2006/picture">
+                <pic:pic xmlns:pic="http://schemas.openxmlformats.org/drawingml/2006/picture">
+                  <pic:nvPicPr>
+                    <pic:cNvPr id="0" name="Picture 1"/>
+                    <pic:cNvPicPr>
+                      <a:picLocks noChangeAspect="1" noChangeArrowheads="1"/>
+                    </pic:cNvPicPr>
+                  </pic:nvPicPr>
+                  <pic:blipFill>
+                    <a:blip r:embed="rId8" cstate="print">
+                      <a:extLst>
+                        <a:ext uri="{28A0092B-C50C-407E-A947-70E740481C1C}">
+                          <a14:useLocalDpi xmlns:a14="http://schemas.microsoft.com/office/drawing/2010/main" val="0"/>
+                        </a:ext>
+                      </a:extLst>
+                    </a:blip>
+                    <a:srcRect/>
+                    <a:stretch>
+                      <a:fillRect/>
+                    </a:stretch>
+                  </pic:blipFill>
+                  <pic:spPr bwMode="auto">
+                    <a:xfrm>
+                      <a:off x="0" y="0"/>
+                      <a:ext cx="5274310" cy="2769235"/>
+                    </a:xfrm>
+                    <a:prstGeom prst="rect">
+                      <a:avLst/>
+                    </a:prstGeom>
+                    <a:noFill/>
+                    <a:ln>
+                      <a:noFill/>
+                    </a:ln>
+                  </pic:spPr>
+                </pic:pic>
+              </a:graphicData>
+            </a:graphic>
+          </wp:inline>
+        </w:drawing>
+      </w:r>
+    </w:p>
+    <w:p>
+      <w:pPr>
+        <w:spacing w:line="360" w:lineRule="auto"/>
+        <w:rPr>
+          <w:rFonts w:asciiTheme="minorBidi" w:hAnsiTheme="minorBidi" w:cs="Arial"/>
+          <w:kern w:val="2"/>
+          <w:sz w:val="24"/>
+          <w:szCs w:val="24"/>
+          <w14:ligatures w14:val="standardContextual"/>
+        </w:rPr>
+      </w:pPr>
+      <w:r>
+        <w:rPr>
+          <w:noProof/>
+        </w:rPr>
+        <w:drawing>
+          <wp:inline distT="0" distB="0" distL="0" distR="0" wp14:anchorId="27A8A41F" wp14:editId="2D25D00F">
+            <wp:extent cx="5274310" cy="2769235"/>
+            <wp:effectExtent l="0" t="0" r="2540" b="0"/>
+            <wp:docPr id="1804246306" name="Picture 2" descr="A screenshot of a computer&#10;&#10;AI-generated content may be incorrect."/>
+            <wp:cNvGraphicFramePr>
+              <a:graphicFrameLocks xmlns:a="http://schemas.openxmlformats.org/drawingml/2006/main" noChangeAspect="1"/>
+            </wp:cNvGraphicFramePr>
+            <a:graphic xmlns:a="http://schemas.openxmlformats.org/drawingml/2006/main">
+              <a:graphicData uri="http://schemas.openxmlformats.org/drawingml/2006/picture">
+                <pic:pic xmlns:pic="http://schemas.openxmlformats.org/drawingml/2006/picture">
+                  <pic:nvPicPr>
+                    <pic:cNvPr id="1804246306" name="Picture 2" descr="A screenshot of a computer&#10;&#10;AI-generated content may be incorrect."/>
+                    <pic:cNvPicPr>
+                      <a:picLocks noChangeAspect="1" noChangeArrowheads="1"/>
+                    </pic:cNvPicPr>
+                  </pic:nvPicPr>
+                  <pic:blipFill>
+                    <a:blip r:embed="rId9" cstate="print">
+                      <a:extLst>
+                        <a:ext uri="{28A0092B-C50C-407E-A947-70E740481C1C}">
+                          <a14:useLocalDpi xmlns:a14="http://schemas.microsoft.com/office/drawing/2010/main" val="0"/>
+                        </a:ext>
+                      </a:extLst>
+                    </a:blip>
+                    <a:srcRect/>
+                    <a:stretch>
+                      <a:fillRect/>
+                    </a:stretch>
+                  </pic:blipFill>
+                  <pic:spPr bwMode="auto">
+                    <a:xfrm>
+                      <a:off x="0" y="0"/>
+                      <a:ext cx="5274310" cy="2769235"/>
+                    </a:xfrm>
+                    <a:prstGeom prst="rect">
+                      <a:avLst/>
+                    </a:prstGeom>
+                    <a:noFill/>
+                    <a:ln>
+                      <a:noFill/>
+                    </a:ln>
+                  </pic:spPr>
+                </pic:pic>
+              </a:graphicData>
+            </a:graphic>
+          </wp:inline>
+        </w:drawing>
       </w:r>
     </w:p>
     <w:sectPr>
